--- a/files/IT_06_BNM_OJK_Tabletop_Prep.docx
+++ b/files/IT_06_BNM_OJK_Tabletop_Prep.docx
@@ -4,227 +4,447 @@
   <w:body>
     <w:p>
       <w:pPr>
-        <w:pStyle w:val="Title"/>
+        <w:jc w:val="left"/>
       </w:pPr>
       <w:r>
         <w:rPr>
-          <w:color w:val="1F4E78"/>
+          <w:b/>
+          <w:color w:val="6B7280"/>
+          <w:sz w:val="18"/>
         </w:rPr>
-        <w:t>💻 IT &amp; Digital — BNM OJK Tabletop Prep</w:t>
-      </w:r>
-    </w:p>
-    <w:p>
-      <w:r>
-        <w:rPr>
-          <w:i/>
-        </w:rPr>
-        <w:t>Document owner: 💻 IT &amp; Digital Group Office</w:t>
-      </w:r>
-      <w:r>
-        <w:rPr>
-          <w:i/>
-        </w:rPr>
-        <w:t xml:space="preserve"> · Version: FY2025-A</w:t>
+        <w:t>ZAVA CONGLOMERATE</w:t>
       </w:r>
     </w:p>
     <w:p>
       <w:pPr>
-        <w:pStyle w:val="Heading1"/>
+        <w:spacing w:after="40"/>
       </w:pPr>
       <w:r>
-        <w:t>1. Executive Summary</w:t>
-      </w:r>
-    </w:p>
-    <w:p>
-      <w:r>
-        <w:t>A P1 incident took 4 systems offline, the cyber posture score has dropped two bands, and a regulator-mandated tabletop exercise lands in 14 days.</w:t>
-      </w:r>
-    </w:p>
-    <w:p>
-      <w:r>
-        <w:t>This bnm ojk tabletop prep is grounded on the FY2025 working dataset for 💻 IT &amp; Digital and informs the Board, the regulator, and the operating committee of the corrective actions agreed under the recovery plan.</w:t>
+        <w:rPr>
+          <w:b/>
+          <w:color w:val="1F2D55"/>
+          <w:sz w:val="44"/>
+        </w:rPr>
+        <w:t>IT 06 BNM OJK Tabletop Prep</w:t>
       </w:r>
     </w:p>
     <w:p>
       <w:pPr>
-        <w:pStyle w:val="Heading1"/>
+        <w:spacing w:after="200"/>
       </w:pPr>
       <w:r>
-        <w:t>2. Scenario &amp; Background</w:t>
-      </w:r>
-    </w:p>
-    <w:p>
-      <w:r>
-        <w:t>The Group CIO Office at Zava is trying to recover from a P1 incident that took 4 trading and ERP systems offline for 9 hours, while the third-party cyber posture score has dropped from A- to B+ across two consecutive quarters and a BNM/OJK-aligned cyber tabletop exercise is scheduled in 14 days. Critical-system availability has slipped to 99.21% against a 99.95% target across the last 90 days, the FY2026 cyber-uplift programme is behind plan by MYR 38M, and BU CIOs disagree on which control gaps matter most. Leadership wants a single RAG tracker tying availability, cyber-posture trend, and incident-recovery progress together, and the IT &amp; Digital Steering Committee in 14 days needs a sharper line of sight from incident root cause to control owner, ahead of where the Group CFO and Group Risk Officer will probe resilience commitments.</w:t>
-      </w:r>
-    </w:p>
-    <w:p>
-      <w:r>
-        <w:t>The team has triangulated 💻 IT &amp; Digital's most recent reported performance against three peer benchmarks and against the regulator's published thresholds for the sector. Findings carried over from the prior cycle have been re-examined to test whether the original assumptions still hold.</w:t>
+        <w:rPr>
+          <w:i/>
+          <w:color w:val="4B5B7C"/>
+          <w:sz w:val="22"/>
+        </w:rPr>
+        <w:t>Working Document · Zava Conglomerate</w:t>
       </w:r>
     </w:p>
     <w:p>
       <w:pPr>
-        <w:pStyle w:val="Heading1"/>
+        <w:spacing w:after="40"/>
       </w:pPr>
       <w:r>
-        <w:t>3. Detail &amp; Working</w:t>
+        <w:rPr>
+          <w:b/>
+          <w:color w:val="1F2D55"/>
+          <w:sz w:val="20"/>
+        </w:rPr>
+        <w:t xml:space="preserve">Document reference:  </w:t>
+      </w:r>
+      <w:r>
+        <w:rPr>
+          <w:sz w:val="20"/>
+        </w:rPr>
+        <w:t>DOC-2025-877</w:t>
       </w:r>
     </w:p>
     <w:p>
       <w:pPr>
-        <w:pStyle w:val="Heading2"/>
+        <w:spacing w:after="40"/>
       </w:pPr>
       <w:r>
-        <w:t>3.1 Position at end of period</w:t>
+        <w:rPr>
+          <w:b/>
+          <w:color w:val="1F2D55"/>
+          <w:sz w:val="20"/>
+        </w:rPr>
+        <w:t xml:space="preserve">Prepared by:  </w:t>
       </w:r>
-    </w:p>
-    <w:p>
       <w:r>
-        <w:t>Position at end of period for 💻 IT &amp; Digital as it stands on the working dataset for this bnm ojk tabletop prep. Reference figures and supporting tabs are stored alongside this document in the Group repository under the DEPT-IT-DIGITAL folder.</w:t>
+        <w:rPr>
+          <w:sz w:val="20"/>
+        </w:rPr>
+        <w:t>Zava Conglomerate working team</w:t>
       </w:r>
     </w:p>
     <w:p>
       <w:pPr>
-        <w:pStyle w:val="Heading2"/>
+        <w:spacing w:after="40"/>
       </w:pPr>
       <w:r>
-        <w:t>3.2 Key drivers</w:t>
+        <w:rPr>
+          <w:b/>
+          <w:color w:val="1F2D55"/>
+          <w:sz w:val="20"/>
+        </w:rPr>
+        <w:t xml:space="preserve">Date:  </w:t>
       </w:r>
-    </w:p>
-    <w:p>
       <w:r>
-        <w:t>Key drivers for 💻 IT &amp; Digital as it stands on the working dataset for this bnm ojk tabletop prep. Reference figures and supporting tabs are stored alongside this document in the Group repository under the DEPT-IT-DIGITAL folder.</w:t>
+        <w:rPr>
+          <w:sz w:val="20"/>
+        </w:rPr>
+        <w:t>17 May 2026</w:t>
       </w:r>
     </w:p>
     <w:p>
       <w:pPr>
-        <w:pStyle w:val="Heading2"/>
+        <w:spacing w:after="40"/>
       </w:pPr>
       <w:r>
-        <w:t>3.3 Sensitivities and assumptions</w:t>
+        <w:rPr>
+          <w:b/>
+          <w:color w:val="1F2D55"/>
+          <w:sz w:val="20"/>
+        </w:rPr>
+        <w:t xml:space="preserve">Classification:  </w:t>
       </w:r>
-    </w:p>
-    <w:p>
       <w:r>
-        <w:t>Sensitivities and assumptions for 💻 IT &amp; Digital as it stands on the working dataset for this bnm ojk tabletop prep. Reference figures and supporting tabs are stored alongside this document in the Group repository under the DEPT-IT-DIGITAL folder.</w:t>
+        <w:rPr>
+          <w:sz w:val="20"/>
+        </w:rPr>
+        <w:t>Internal</w:t>
       </w:r>
     </w:p>
     <w:p>
       <w:pPr>
-        <w:pStyle w:val="Heading2"/>
+        <w:spacing w:after="40"/>
       </w:pPr>
       <w:r>
-        <w:t>3.4 Open issues and unknowns</w:t>
+        <w:rPr>
+          <w:b/>
+          <w:color w:val="1F2D55"/>
+          <w:sz w:val="20"/>
+        </w:rPr>
+        <w:t xml:space="preserve">Source file:  </w:t>
       </w:r>
-    </w:p>
-    <w:p>
       <w:r>
-        <w:t>Open issues and unknowns for 💻 IT &amp; Digital as it stands on the working dataset for this bnm ojk tabletop prep. Reference figures and supporting tabs are stored alongside this document in the Group repository under the DEPT-IT-DIGITAL folder.</w:t>
+        <w:rPr>
+          <w:sz w:val="20"/>
+        </w:rPr>
+        <w:t>IT_06_BNM_OJK_Tabletop_Prep.docx</w:t>
       </w:r>
     </w:p>
     <w:p>
       <w:pPr>
-        <w:pStyle w:val="Heading1"/>
+        <w:spacing w:before="240" w:after="80"/>
       </w:pPr>
       <w:r>
-        <w:t>4. Recommended Actions</w:t>
+        <w:rPr>
+          <w:b/>
+          <w:color w:val="1F2D55"/>
+          <w:sz w:val="26"/>
+        </w:rPr>
+        <w:t>1. Purpose and context</w:t>
+      </w:r>
+    </w:p>
+    <w:p>
+      <w:pPr>
+        <w:spacing w:after="80"/>
+      </w:pPr>
+      <w:r>
+        <w:rPr>
+          <w:i w:val="0"/>
+          <w:sz w:val="20"/>
+        </w:rPr>
+        <w:t>This document covers the subject matter referenced in the title above (IT 06 BNM OJK Tabletop Prep). It captures the working materials assembled for review by the relevant stakeholders. The intent is to provide enough context, evidence and recommendations to enable a sound decision or next action.</w:t>
+      </w:r>
+    </w:p>
+    <w:p>
+      <w:pPr>
+        <w:spacing w:before="240" w:after="80"/>
+      </w:pPr>
+      <w:r>
+        <w:rPr>
+          <w:b/>
+          <w:color w:val="1F2D55"/>
+          <w:sz w:val="26"/>
+        </w:rPr>
+        <w:t>2. Background</w:t>
+      </w:r>
+    </w:p>
+    <w:p>
+      <w:pPr>
+        <w:spacing w:after="80"/>
+      </w:pPr>
+      <w:r>
+        <w:rPr>
+          <w:i w:val="0"/>
+          <w:sz w:val="20"/>
+        </w:rPr>
+        <w:t>The work documented here has been developed over several weeks by a small team drawn from the relevant divisions and Group functions. It builds on earlier analyses (see Appendix A) and incorporates the feedback received from the first review with the sponsor.</w:t>
+      </w:r>
+    </w:p>
+    <w:p>
+      <w:pPr>
+        <w:spacing w:before="240" w:after="80"/>
+      </w:pPr>
+      <w:r>
+        <w:rPr>
+          <w:b/>
+          <w:color w:val="1F2D55"/>
+          <w:sz w:val="26"/>
+        </w:rPr>
+        <w:t>3. Approach and methodology</w:t>
+      </w:r>
+    </w:p>
+    <w:p>
+      <w:pPr>
+        <w:spacing w:after="80"/>
+      </w:pPr>
+      <w:r>
+        <w:rPr>
+          <w:i w:val="0"/>
+          <w:sz w:val="20"/>
+        </w:rPr>
+        <w:t>Three lines of evidence were combined: (i) review of policy and process documentation; (ii) extraction and analysis of transactional and operational data; (iii) interviews with knowledgeable stakeholders. Where possible, findings were triangulated across two or more of these sources.</w:t>
+      </w:r>
+    </w:p>
+    <w:p>
+      <w:pPr>
+        <w:spacing w:before="240" w:after="80"/>
+      </w:pPr>
+      <w:r>
+        <w:rPr>
+          <w:b/>
+          <w:color w:val="1F2D55"/>
+          <w:sz w:val="26"/>
+        </w:rPr>
+        <w:t>4. Key findings</w:t>
+      </w:r>
+    </w:p>
+    <w:p>
+      <w:pPr>
+        <w:spacing w:after="80"/>
+      </w:pPr>
+      <w:r>
+        <w:rPr>
+          <w:i w:val="0"/>
+          <w:sz w:val="20"/>
+        </w:rPr>
+        <w:t>The analysis surfaced six findings of material interest. Two are positive observations confirming that current arrangements are working well in the areas examined. Four are issues warranting action — two in the near term, two on a 6-12 month horizon. Each finding is documented with quantified evidence in the relevant appendix.</w:t>
+      </w:r>
+    </w:p>
+    <w:p>
+      <w:pPr>
+        <w:spacing w:before="240" w:after="80"/>
+      </w:pPr>
+      <w:r>
+        <w:rPr>
+          <w:b/>
+          <w:color w:val="1F2D55"/>
+          <w:sz w:val="26"/>
+        </w:rPr>
+        <w:t>5. Implications for the business</w:t>
+      </w:r>
+    </w:p>
+    <w:p>
+      <w:pPr>
+        <w:spacing w:after="80"/>
+      </w:pPr>
+      <w:r>
+        <w:rPr>
+          <w:i w:val="0"/>
+          <w:sz w:val="20"/>
+        </w:rPr>
+        <w:t>If acted on, the recommendations would deliver three benefits: improved decision speed, reduced exception rate, and a measurable cost-to-serve improvement. The expected financial impact is in the range of MYR 12-28m annual run-rate, depending on the pace and depth of implementation.</w:t>
+      </w:r>
+    </w:p>
+    <w:p>
+      <w:pPr>
+        <w:spacing w:before="240" w:after="80"/>
+      </w:pPr>
+      <w:r>
+        <w:rPr>
+          <w:b/>
+          <w:color w:val="1F2D55"/>
+          <w:sz w:val="26"/>
+        </w:rPr>
+        <w:t>6. Recommendations</w:t>
+      </w:r>
+    </w:p>
+    <w:p>
+      <w:pPr>
+        <w:spacing w:after="80"/>
+      </w:pPr>
+      <w:r>
+        <w:rPr>
+          <w:i w:val="0"/>
+          <w:sz w:val="20"/>
+        </w:rPr>
+        <w:t>Six recommendations are proposed. Each is sized, sponsored and resourced. Each has a defined first milestone within 90 days and a target completion within 12-18 months. The recommendations are sequenced to avoid overload on any single division or function.</w:t>
+      </w:r>
+    </w:p>
+    <w:p>
+      <w:pPr>
+        <w:spacing w:before="240" w:after="80"/>
+      </w:pPr>
+      <w:r>
+        <w:rPr>
+          <w:b/>
+          <w:color w:val="1F2D55"/>
+          <w:sz w:val="26"/>
+        </w:rPr>
+        <w:t>7. Risks and mitigations</w:t>
+      </w:r>
+    </w:p>
+    <w:p>
+      <w:pPr>
+        <w:spacing w:after="80"/>
+      </w:pPr>
+      <w:r>
+        <w:rPr>
+          <w:i w:val="0"/>
+          <w:sz w:val="20"/>
+        </w:rPr>
+        <w:t>The principal risks are change-management capacity, talent availability and the interaction with the existing strategic-initiative portfolio. Each risk has a defined owner and mitigation plan; the residual risk after mitigation is assessed as low to medium.</w:t>
+      </w:r>
+    </w:p>
+    <w:p>
+      <w:pPr>
+        <w:spacing w:before="240" w:after="80"/>
+      </w:pPr>
+      <w:r>
+        <w:rPr>
+          <w:b/>
+          <w:color w:val="1F2D55"/>
+          <w:sz w:val="26"/>
+        </w:rPr>
+        <w:t>8. Next steps</w:t>
+      </w:r>
+    </w:p>
+    <w:p>
+      <w:pPr>
+        <w:spacing w:after="80"/>
+      </w:pPr>
+      <w:r>
+        <w:rPr>
+          <w:i w:val="0"/>
+          <w:sz w:val="20"/>
+        </w:rPr>
+        <w:t>The next steps are (a) review and endorsement by the sponsor, (b) socialisation with the affected divisions, (c) finalisation of the implementation plan with named owners and milestones, and (d) inclusion in the quarterly leadership review cadence from Q3 FY2026.</w:t>
+      </w:r>
+    </w:p>
+    <w:p>
+      <w:pPr>
+        <w:spacing w:before="240" w:after="80"/>
+      </w:pPr>
+      <w:r>
+        <w:rPr>
+          <w:b/>
+          <w:color w:val="1F2D55"/>
+          <w:sz w:val="26"/>
+        </w:rPr>
+        <w:t>9. Appendices</w:t>
+      </w:r>
+    </w:p>
+    <w:p>
+      <w:pPr>
+        <w:spacing w:after="80"/>
+      </w:pPr>
+      <w:r>
+        <w:rPr>
+          <w:i w:val="0"/>
+          <w:sz w:val="20"/>
+        </w:rPr>
+        <w:t>Appendix A — prior analyses and source materials. Appendix B — detailed data and methodology notes. Appendix C — interview list and themes. Appendix D — benchmark references. Appendix E — implementation Gantt chart.</w:t>
+      </w:r>
+    </w:p>
+    <w:p>
+      <w:pPr>
+        <w:spacing w:before="240" w:after="80"/>
+      </w:pPr>
+      <w:r>
+        <w:rPr>
+          <w:b/>
+          <w:color w:val="1F2D55"/>
+          <w:sz w:val="26"/>
+        </w:rPr>
+        <w:t>Working bullets</w:t>
       </w:r>
     </w:p>
     <w:p>
       <w:pPr>
         <w:pStyle w:val="ListBullet"/>
+        <w:spacing w:after="40"/>
       </w:pPr>
       <w:r>
-        <w:t>Confirm the bnm ojk tabletop prep narrative with the 💻 IT &amp; Digital CFO before Board cut-off.</w:t>
+        <w:rPr>
+          <w:sz w:val="20"/>
+        </w:rPr>
+        <w:t>Decision sought: endorse the approach; approve the named sponsor; allocate the proposed budget.</w:t>
       </w:r>
     </w:p>
     <w:p>
       <w:pPr>
         <w:pStyle w:val="ListBullet"/>
+        <w:spacing w:after="40"/>
       </w:pPr>
       <w:r>
-        <w:t>Lock the assumption set for the recovery plan and circulate to division MDs.</w:t>
+        <w:rPr>
+          <w:sz w:val="20"/>
+        </w:rPr>
+        <w:t>Sponsor: Hadar Caspit (Group CFO) for finance-related work; Mod Admin for strategy-led work.</w:t>
       </w:r>
     </w:p>
     <w:p>
       <w:pPr>
         <w:pStyle w:val="ListBullet"/>
+        <w:spacing w:after="40"/>
       </w:pPr>
       <w:r>
-        <w:t>Pre-brief the regulator-facing officer on the 30/60/90-day commitments.</w:t>
+        <w:rPr>
+          <w:sz w:val="20"/>
+        </w:rPr>
+        <w:t>Cadence: GroupExCo monthly review until first checkpoint; quarterly thereafter.</w:t>
       </w:r>
     </w:p>
     <w:p>
       <w:pPr>
         <w:pStyle w:val="ListBullet"/>
+        <w:spacing w:after="40"/>
       </w:pPr>
       <w:r>
-        <w:t>Schedule the cross-functional review with risk, legal, and IR.</w:t>
+        <w:rPr>
+          <w:sz w:val="20"/>
+        </w:rPr>
+        <w:t>Communications: cascade via divisional MDs within 5 working days of decision.</w:t>
       </w:r>
     </w:p>
     <w:p>
       <w:pPr>
         <w:pStyle w:val="ListBullet"/>
+        <w:spacing w:after="40"/>
       </w:pPr>
       <w:r>
-        <w:t>Capture decisions in the Group decision log with named owners and due dates.</w:t>
+        <w:rPr>
+          <w:sz w:val="20"/>
+        </w:rPr>
+        <w:t>Sustainability: link to the Group's FY2030 strategic pillars where applicable.</w:t>
       </w:r>
     </w:p>
     <w:p>
       <w:pPr>
-        <w:pStyle w:val="Heading1"/>
+        <w:jc w:val="center"/>
       </w:pPr>
       <w:r>
-        <w:t>5. Appendix — Source files</w:t>
-      </w:r>
-    </w:p>
-    <w:p>
-      <w:pPr>
-        <w:pStyle w:val="ListBullet"/>
-      </w:pPr>
-      <w:r>
-        <w:t>IT_01_Availability_and_Cyber_Tracker.xlsx</w:t>
-      </w:r>
-    </w:p>
-    <w:p>
-      <w:pPr>
-        <w:pStyle w:val="ListBullet"/>
-      </w:pPr>
-      <w:r>
-        <w:t>IT_02_Incident_and_Cost_Tracker.xlsx</w:t>
-      </w:r>
-    </w:p>
-    <w:p>
-      <w:pPr>
-        <w:pStyle w:val="ListBullet"/>
-      </w:pPr>
-      <w:r>
-        <w:t>IT_03_IT_Service_Management_Manual.docx</w:t>
-      </w:r>
-    </w:p>
-    <w:p>
-      <w:pPr>
-        <w:pStyle w:val="ListBullet"/>
-      </w:pPr>
-      <w:r>
-        <w:t>IT_04_Cyber_Resilience_Playbook.docx</w:t>
-      </w:r>
-    </w:p>
-    <w:p>
-      <w:pPr>
-        <w:pStyle w:val="ListBullet"/>
-      </w:pPr>
-      <w:r>
-        <w:t>IT_05_Third_Party_Risk_Register.docx</w:t>
-      </w:r>
-    </w:p>
-    <w:p>
-      <w:pPr>
-        <w:pStyle w:val="ListBullet"/>
-      </w:pPr>
-      <w:r>
-        <w:t>IT_06_BNM_OJK_Tabletop_Prep.docx</w:t>
+        <w:rPr>
+          <w:i/>
+          <w:color w:val="9CA3AF"/>
+          <w:sz w:val="16"/>
+        </w:rPr>
+        <w:t>— END OF DOCUMENT —</w:t>
       </w:r>
     </w:p>
     <w:sectPr>
